--- a/assignment_4/ASSIGNMENT 4.docx
+++ b/assignment_4/ASSIGNMENT 4.docx
@@ -346,7 +346,7 @@
           <w:noProof/>
         </w:rPr>
         <w:drawing>
-          <wp:inline distT="0" distB="0" distL="0" distR="0" wp14:anchorId="16F88C79" wp14:editId="426BCE14">
+          <wp:inline distT="0" distB="0" distL="0" distR="0" wp14:anchorId="16F88C79" wp14:editId="18E91B92">
             <wp:extent cx="2443480" cy="794657"/>
             <wp:effectExtent l="0" t="0" r="0" b="5715"/>
             <wp:docPr id="1531392165" name="Picture 8"/>
@@ -1551,10 +1551,10 @@
           <w:szCs w:val="22"/>
         </w:rPr>
         <w:drawing>
-          <wp:inline distT="0" distB="0" distL="0" distR="0" wp14:anchorId="25CABE9F" wp14:editId="096F78D8">
-            <wp:extent cx="3639820" cy="849923"/>
-            <wp:effectExtent l="0" t="0" r="0" b="7620"/>
-            <wp:docPr id="761325003" name="Picture 29"/>
+          <wp:inline distT="0" distB="0" distL="0" distR="0" wp14:anchorId="32997C5B" wp14:editId="6BA44B49">
+            <wp:extent cx="3590290" cy="717177"/>
+            <wp:effectExtent l="0" t="0" r="0" b="6985"/>
+            <wp:docPr id="1914707047" name="Picture 1"/>
             <wp:cNvGraphicFramePr>
               <a:graphicFrameLocks xmlns:a="http://schemas.openxmlformats.org/drawingml/2006/main" noChangeAspect="1"/>
             </wp:cNvGraphicFramePr>
@@ -1562,11 +1562,11 @@
               <a:graphicData uri="http://schemas.openxmlformats.org/drawingml/2006/picture">
                 <pic:pic xmlns:pic="http://schemas.openxmlformats.org/drawingml/2006/picture">
                   <pic:nvPicPr>
-                    <pic:cNvPr id="761325003" name="Picture 761325003"/>
+                    <pic:cNvPr id="1914707047" name="Picture 1914707047"/>
                     <pic:cNvPicPr/>
                   </pic:nvPicPr>
                   <pic:blipFill>
-                    <a:blip r:embed="rId30">
+                    <a:blip r:embed="rId30" cstate="print">
                       <a:extLst>
                         <a:ext uri="{28A0092B-C50C-407E-A947-70E740481C1C}">
                           <a14:useLocalDpi xmlns:a14="http://schemas.microsoft.com/office/drawing/2010/main" val="0"/>
@@ -1580,7 +1580,7 @@
                   <pic:spPr>
                     <a:xfrm>
                       <a:off x="0" y="0"/>
-                      <a:ext cx="3652462" cy="852875"/>
+                      <a:ext cx="3620238" cy="723159"/>
                     </a:xfrm>
                     <a:prstGeom prst="rect">
                       <a:avLst/>
@@ -2372,6 +2372,7 @@
   <w:style w:type="character" w:default="1" w:styleId="DefaultParagraphFont">
     <w:name w:val="Default Paragraph Font"/>
     <w:uiPriority w:val="1"/>
+    <w:semiHidden/>
     <w:unhideWhenUsed/>
   </w:style>
   <w:style w:type="table" w:default="1" w:styleId="TableNormal">
